--- a/Practical3.docx
+++ b/Practical3.docx
@@ -224,6 +224,7 @@
         <w:rPr>
           <w:b/>
           <w:bCs/>
+          <w:noProof/>
           <w:sz w:val="20"/>
           <w:szCs w:val="20"/>
         </w:rPr>
@@ -710,6 +711,7 @@
       </w:r>
       <w:r>
         <w:rPr>
+          <w:noProof/>
           <w:sz w:val="20"/>
           <w:szCs w:val="20"/>
           <w:lang w:val="en-US"/>
@@ -752,6 +754,7 @@
       </w:r>
       <w:r>
         <w:rPr>
+          <w:noProof/>
           <w:sz w:val="20"/>
           <w:szCs w:val="20"/>
           <w:lang w:val="en-US"/>
@@ -795,6 +798,7 @@
       </w:r>
       <w:r>
         <w:rPr>
+          <w:noProof/>
           <w:sz w:val="20"/>
           <w:szCs w:val="20"/>
           <w:lang w:val="en-US"/>
@@ -824,6 +828,57 @@
                     <a:xfrm>
                       <a:off x="0" y="0"/>
                       <a:ext cx="5731510" cy="2117090"/>
+                    </a:xfrm>
+                    <a:prstGeom prst="rect">
+                      <a:avLst/>
+                    </a:prstGeom>
+                  </pic:spPr>
+                </pic:pic>
+              </a:graphicData>
+            </a:graphic>
+          </wp:inline>
+        </w:drawing>
+      </w:r>
+    </w:p>
+    <w:p>
+      <w:pPr>
+        <w:rPr>
+          <w:sz w:val="20"/>
+          <w:szCs w:val="20"/>
+          <w:lang w:val="en-US"/>
+        </w:rPr>
+      </w:pPr>
+      <w:r>
+        <w:rPr>
+          <w:sz w:val="20"/>
+          <w:szCs w:val="20"/>
+          <w:lang w:val="en-US"/>
+        </w:rPr>
+        <w:drawing>
+          <wp:inline distT="0" distB="0" distL="0" distR="0" wp14:anchorId="56CBD905" wp14:editId="655178FE">
+            <wp:extent cx="5039428" cy="1247949"/>
+            <wp:effectExtent l="0" t="0" r="8890" b="9525"/>
+            <wp:docPr id="1485739812" name="Picture 1"/>
+            <wp:cNvGraphicFramePr>
+              <a:graphicFrameLocks xmlns:a="http://schemas.openxmlformats.org/drawingml/2006/main" noChangeAspect="1"/>
+            </wp:cNvGraphicFramePr>
+            <a:graphic xmlns:a="http://schemas.openxmlformats.org/drawingml/2006/main">
+              <a:graphicData uri="http://schemas.openxmlformats.org/drawingml/2006/picture">
+                <pic:pic xmlns:pic="http://schemas.openxmlformats.org/drawingml/2006/picture">
+                  <pic:nvPicPr>
+                    <pic:cNvPr id="1485739812" name=""/>
+                    <pic:cNvPicPr/>
+                  </pic:nvPicPr>
+                  <pic:blipFill>
+                    <a:blip r:embed="rId8"/>
+                    <a:stretch>
+                      <a:fillRect/>
+                    </a:stretch>
+                  </pic:blipFill>
+                  <pic:spPr>
+                    <a:xfrm>
+                      <a:off x="0" y="0"/>
+                      <a:ext cx="5039428" cy="1247949"/>
                     </a:xfrm>
                     <a:prstGeom prst="rect">
                       <a:avLst/>

--- a/Practical3.docx
+++ b/Practical3.docx
@@ -850,6 +850,7 @@
       </w:pPr>
       <w:r>
         <w:rPr>
+          <w:noProof/>
           <w:sz w:val="20"/>
           <w:szCs w:val="20"/>
           <w:lang w:val="en-US"/>
@@ -883,6 +884,289 @@
                     <a:prstGeom prst="rect">
                       <a:avLst/>
                     </a:prstGeom>
+                  </pic:spPr>
+                </pic:pic>
+              </a:graphicData>
+            </a:graphic>
+          </wp:inline>
+        </w:drawing>
+      </w:r>
+      <w:r>
+        <w:rPr>
+          <w:sz w:val="20"/>
+          <w:szCs w:val="20"/>
+          <w:lang w:val="en-US"/>
+        </w:rPr>
+        <w:br/>
+      </w:r>
+      <w:r>
+        <w:rPr>
+          <w:sz w:val="20"/>
+          <w:szCs w:val="20"/>
+          <w:lang w:val="en-US"/>
+        </w:rPr>
+        <w:br/>
+      </w:r>
+      <w:r>
+        <w:rPr>
+          <w:sz w:val="20"/>
+          <w:szCs w:val="20"/>
+          <w:lang w:val="en-US"/>
+        </w:rPr>
+        <w:br/>
+      </w:r>
+      <w:r>
+        <w:rPr>
+          <w:sz w:val="20"/>
+          <w:szCs w:val="20"/>
+          <w:lang w:val="en-US"/>
+        </w:rPr>
+        <w:br/>
+      </w:r>
+      <w:r>
+        <w:rPr>
+          <w:sz w:val="20"/>
+          <w:szCs w:val="20"/>
+          <w:lang w:val="en-US"/>
+        </w:rPr>
+        <w:br/>
+      </w:r>
+      <w:r>
+        <w:rPr>
+          <w:sz w:val="20"/>
+          <w:szCs w:val="20"/>
+          <w:lang w:val="en-US"/>
+        </w:rPr>
+        <w:br/>
+      </w:r>
+      <w:r>
+        <w:rPr>
+          <w:sz w:val="20"/>
+          <w:szCs w:val="20"/>
+          <w:lang w:val="en-US"/>
+        </w:rPr>
+        <w:br/>
+      </w:r>
+      <w:r>
+        <w:rPr>
+          <w:sz w:val="20"/>
+          <w:szCs w:val="20"/>
+          <w:lang w:val="en-US"/>
+        </w:rPr>
+        <w:lastRenderedPageBreak/>
+        <w:t xml:space="preserve">edit index.html  file </w:t>
+      </w:r>
+      <w:r>
+        <w:rPr>
+          <w:sz w:val="20"/>
+          <w:szCs w:val="20"/>
+          <w:lang w:val="en-US"/>
+        </w:rPr>
+        <w:br/>
+      </w:r>
+      <w:r>
+        <w:rPr>
+          <w:sz w:val="20"/>
+          <w:szCs w:val="20"/>
+          <w:lang w:val="en-US"/>
+        </w:rPr>
+        <w:br/>
+      </w:r>
+      <w:r>
+        <w:rPr>
+          <w:sz w:val="20"/>
+          <w:szCs w:val="20"/>
+          <w:lang w:val="en-US"/>
+        </w:rPr>
+        <w:drawing>
+          <wp:inline distT="0" distB="0" distL="0" distR="0" wp14:anchorId="0C1DA816" wp14:editId="7626D3D0">
+            <wp:extent cx="5731510" cy="2794635"/>
+            <wp:effectExtent l="0" t="0" r="2540" b="5715"/>
+            <wp:docPr id="1221894980" name="Picture 1"/>
+            <wp:cNvGraphicFramePr>
+              <a:graphicFrameLocks xmlns:a="http://schemas.openxmlformats.org/drawingml/2006/main" noChangeAspect="1"/>
+            </wp:cNvGraphicFramePr>
+            <a:graphic xmlns:a="http://schemas.openxmlformats.org/drawingml/2006/main">
+              <a:graphicData uri="http://schemas.openxmlformats.org/drawingml/2006/picture">
+                <pic:pic xmlns:pic="http://schemas.openxmlformats.org/drawingml/2006/picture">
+                  <pic:nvPicPr>
+                    <pic:cNvPr id="1221894980" name=""/>
+                    <pic:cNvPicPr/>
+                  </pic:nvPicPr>
+                  <pic:blipFill>
+                    <a:blip r:embed="rId9"/>
+                    <a:stretch>
+                      <a:fillRect/>
+                    </a:stretch>
+                  </pic:blipFill>
+                  <pic:spPr>
+                    <a:xfrm>
+                      <a:off x="0" y="0"/>
+                      <a:ext cx="5731510" cy="2794635"/>
+                    </a:xfrm>
+                    <a:prstGeom prst="rect">
+                      <a:avLst/>
+                    </a:prstGeom>
+                  </pic:spPr>
+                </pic:pic>
+              </a:graphicData>
+            </a:graphic>
+          </wp:inline>
+        </w:drawing>
+      </w:r>
+      <w:r>
+        <w:rPr>
+          <w:sz w:val="20"/>
+          <w:szCs w:val="20"/>
+          <w:lang w:val="en-US"/>
+        </w:rPr>
+        <w:br/>
+      </w:r>
+      <w:r>
+        <w:rPr>
+          <w:sz w:val="20"/>
+          <w:szCs w:val="20"/>
+          <w:lang w:val="en-US"/>
+        </w:rPr>
+        <w:br/>
+        <w:t>push the changes to the repo</w:t>
+      </w:r>
+      <w:r>
+        <w:rPr>
+          <w:sz w:val="20"/>
+          <w:szCs w:val="20"/>
+          <w:lang w:val="en-US"/>
+        </w:rPr>
+        <w:br/>
+      </w:r>
+      <w:r>
+        <w:rPr>
+          <w:sz w:val="20"/>
+          <w:szCs w:val="20"/>
+          <w:lang w:val="en-US"/>
+        </w:rPr>
+        <w:drawing>
+          <wp:inline distT="0" distB="0" distL="0" distR="0" wp14:anchorId="0CFC4895" wp14:editId="45792351">
+            <wp:extent cx="3677163" cy="1362265"/>
+            <wp:effectExtent l="0" t="0" r="0" b="9525"/>
+            <wp:docPr id="431997095" name="Picture 1"/>
+            <wp:cNvGraphicFramePr>
+              <a:graphicFrameLocks xmlns:a="http://schemas.openxmlformats.org/drawingml/2006/main" noChangeAspect="1"/>
+            </wp:cNvGraphicFramePr>
+            <a:graphic xmlns:a="http://schemas.openxmlformats.org/drawingml/2006/main">
+              <a:graphicData uri="http://schemas.openxmlformats.org/drawingml/2006/picture">
+                <pic:pic xmlns:pic="http://schemas.openxmlformats.org/drawingml/2006/picture">
+                  <pic:nvPicPr>
+                    <pic:cNvPr id="431997095" name=""/>
+                    <pic:cNvPicPr/>
+                  </pic:nvPicPr>
+                  <pic:blipFill>
+                    <a:blip r:embed="rId10"/>
+                    <a:stretch>
+                      <a:fillRect/>
+                    </a:stretch>
+                  </pic:blipFill>
+                  <pic:spPr>
+                    <a:xfrm>
+                      <a:off x="0" y="0"/>
+                      <a:ext cx="3677163" cy="1362265"/>
+                    </a:xfrm>
+                    <a:prstGeom prst="rect">
+                      <a:avLst/>
+                    </a:prstGeom>
+                  </pic:spPr>
+                </pic:pic>
+              </a:graphicData>
+            </a:graphic>
+          </wp:inline>
+        </w:drawing>
+      </w:r>
+      <w:r>
+        <w:rPr>
+          <w:sz w:val="20"/>
+          <w:szCs w:val="20"/>
+          <w:lang w:val="en-US"/>
+        </w:rPr>
+        <w:drawing>
+          <wp:inline distT="0" distB="0" distL="0" distR="0" wp14:anchorId="15CC5D11" wp14:editId="5C1B15D6">
+            <wp:extent cx="5125165" cy="2267266"/>
+            <wp:effectExtent l="0" t="0" r="0" b="0"/>
+            <wp:docPr id="1922371742" name="Picture 1"/>
+            <wp:cNvGraphicFramePr>
+              <a:graphicFrameLocks xmlns:a="http://schemas.openxmlformats.org/drawingml/2006/main" noChangeAspect="1"/>
+            </wp:cNvGraphicFramePr>
+            <a:graphic xmlns:a="http://schemas.openxmlformats.org/drawingml/2006/main">
+              <a:graphicData uri="http://schemas.openxmlformats.org/drawingml/2006/picture">
+                <pic:pic xmlns:pic="http://schemas.openxmlformats.org/drawingml/2006/picture">
+                  <pic:nvPicPr>
+                    <pic:cNvPr id="1922371742" name=""/>
+                    <pic:cNvPicPr/>
+                  </pic:nvPicPr>
+                  <pic:blipFill>
+                    <a:blip r:embed="rId11"/>
+                    <a:stretch>
+                      <a:fillRect/>
+                    </a:stretch>
+                  </pic:blipFill>
+                  <pic:spPr>
+                    <a:xfrm>
+                      <a:off x="0" y="0"/>
+                      <a:ext cx="5125165" cy="2267266"/>
+                    </a:xfrm>
+                    <a:prstGeom prst="rect">
+                      <a:avLst/>
+                    </a:prstGeom>
+                  </pic:spPr>
+                </pic:pic>
+              </a:graphicData>
+            </a:graphic>
+          </wp:inline>
+        </w:drawing>
+      </w:r>
+      <w:r>
+        <w:rPr>
+          <w:sz w:val="20"/>
+          <w:szCs w:val="20"/>
+          <w:lang w:val="en-US"/>
+        </w:rPr>
+        <w:drawing>
+          <wp:inline distT="0" distB="0" distL="0" distR="0" wp14:anchorId="28916A13" wp14:editId="0203B0A3">
+            <wp:extent cx="4867274" cy="1466850"/>
+            <wp:effectExtent l="0" t="0" r="0" b="0"/>
+            <wp:docPr id="1345835686" name="Picture 1"/>
+            <wp:cNvGraphicFramePr>
+              <a:graphicFrameLocks xmlns:a="http://schemas.openxmlformats.org/drawingml/2006/main" noChangeAspect="1"/>
+            </wp:cNvGraphicFramePr>
+            <a:graphic xmlns:a="http://schemas.openxmlformats.org/drawingml/2006/main">
+              <a:graphicData uri="http://schemas.openxmlformats.org/drawingml/2006/picture">
+                <pic:pic xmlns:pic="http://schemas.openxmlformats.org/drawingml/2006/picture">
+                  <pic:nvPicPr>
+                    <pic:cNvPr id="1345835686" name=""/>
+                    <pic:cNvPicPr/>
+                  </pic:nvPicPr>
+                  <pic:blipFill rotWithShape="1">
+                    <a:blip r:embed="rId12"/>
+                    <a:srcRect b="34746"/>
+                    <a:stretch>
+                      <a:fillRect/>
+                    </a:stretch>
+                  </pic:blipFill>
+                  <pic:spPr bwMode="auto">
+                    <a:xfrm>
+                      <a:off x="0" y="0"/>
+                      <a:ext cx="4867954" cy="1467055"/>
+                    </a:xfrm>
+                    <a:prstGeom prst="rect">
+                      <a:avLst/>
+                    </a:prstGeom>
+                    <a:ln>
+                      <a:noFill/>
+                    </a:ln>
+                    <a:extLst>
+                      <a:ext uri="{53640926-AAD7-44D8-BBD7-CCE9431645EC}">
+                        <a14:shadowObscured xmlns:a14="http://schemas.microsoft.com/office/drawing/2010/main"/>
+                      </a:ext>
+                    </a:extLst>
                   </pic:spPr>
                 </pic:pic>
               </a:graphicData>
